--- a/Articles/2026/3_DaVinci_Tips_and_Tricks/Enlightenment Summer Article Ideas/2 To Locate Keyframes in your Video.docx
+++ b/Articles/2026/3_DaVinci_Tips_and_Tricks/Enlightenment Summer Article Ideas/2 To Locate Keyframes in your Video.docx
@@ -12,11 +12,26 @@
     </w:p>
     <w:p>
       <w:r>
-        <w:t>You could scrub your timeline under your Preview Window, and watch for you red diamond to pop up in your inspector.</w:t>
-      </w:r>
-    </w:p>
-    <w:p>
-      <w:r>
+        <w:t>You could scrub your timeline under your Preview Window, and watch for you</w:t>
+      </w:r>
+      <w:r>
+        <w:t>r</w:t>
+      </w:r>
+      <w:r>
+        <w:t xml:space="preserve"> red diamond to pop up in your inspector</w:t>
+      </w:r>
+      <w:r>
+        <w:t>, in order to find all of the keyframes, you have just placed on your timeline</w:t>
+      </w:r>
+      <w:r>
+        <w:t>.</w:t>
+      </w:r>
+    </w:p>
+    <w:p>
+      <w:r>
+        <w:rPr>
+          <w:noProof/>
+        </w:rPr>
         <w:drawing>
           <wp:inline distT="0" distB="0" distL="0" distR="0" wp14:anchorId="060368E0" wp14:editId="6A57D0AC">
             <wp:extent cx="5943600" cy="1783080"/>
@@ -33,7 +48,7 @@
                     <pic:cNvPicPr/>
                   </pic:nvPicPr>
                   <pic:blipFill rotWithShape="1">
-                    <a:blip r:embed="rId5"/>
+                    <a:blip r:embed="rId7"/>
                     <a:srcRect t="6958"/>
                     <a:stretch>
                       <a:fillRect/>
@@ -74,13 +89,49 @@
     </w:p>
     <w:p>
       <w:r>
-        <w:t>But there is a better way. Open your keyframe panel. Upper left corner.</w:t>
-      </w:r>
-    </w:p>
-    <w:p>
-      <w:r>
+        <w:t xml:space="preserve">But there is a better way. Open your </w:t>
+      </w:r>
+      <w:r>
+        <w:rPr>
+          <w:rStyle w:val="Strong"/>
+        </w:rPr>
+        <w:t>K</w:t>
+      </w:r>
+      <w:r>
+        <w:rPr>
+          <w:rStyle w:val="Strong"/>
+        </w:rPr>
+        <w:t xml:space="preserve">eyframe </w:t>
+      </w:r>
+      <w:r>
+        <w:rPr>
+          <w:rStyle w:val="Strong"/>
+        </w:rPr>
+        <w:t>P</w:t>
+      </w:r>
+      <w:r>
+        <w:rPr>
+          <w:rStyle w:val="Strong"/>
+        </w:rPr>
+        <w:t>anel</w:t>
+      </w:r>
+      <w:r>
+        <w:t xml:space="preserve">. Upper left </w:t>
+      </w:r>
+      <w:r>
+        <w:t>side of the DaVinci user interface</w:t>
+      </w:r>
+      <w:r>
+        <w:t>.</w:t>
+      </w:r>
+    </w:p>
+    <w:p>
+      <w:r>
+        <w:rPr>
+          <w:noProof/>
+        </w:rPr>
         <w:drawing>
-          <wp:inline distT="0" distB="0" distL="0" distR="0" wp14:anchorId="76C2040B" wp14:editId="24119DC0">
+          <wp:inline distT="0" distB="0" distL="0" distR="0" wp14:anchorId="76C2040B" wp14:editId="6306E399">
             <wp:extent cx="5943600" cy="2543175"/>
             <wp:effectExtent l="0" t="0" r="0" b="9525"/>
             <wp:docPr id="798201523" name="Picture 1"/>
@@ -95,7 +146,7 @@
                     <pic:cNvPicPr/>
                   </pic:nvPicPr>
                   <pic:blipFill>
-                    <a:blip r:embed="rId6"/>
+                    <a:blip r:embed="rId8"/>
                     <a:stretch>
                       <a:fillRect/>
                     </a:stretch>
@@ -127,17 +178,22 @@
     </w:p>
     <w:p>
       <w:r>
+        <w:t>The Keyframe Panel gives you three viewing modes: the Parameter List, the Curve Graph, and the Keyframe Timeline. Each one helps you work with keyframes in a different way.</w:t>
+      </w:r>
+    </w:p>
+    <w:p>
+      <w:r>
+        <w:lastRenderedPageBreak/>
         <w:t>At the top left of this panel, you will see some little icons. You can easily miss them if you are not really looking at them. But this gives you an option for how you want to view this panel.</w:t>
       </w:r>
     </w:p>
     <w:p>
       <w:r>
-        <w:lastRenderedPageBreak/>
         <w:drawing>
-          <wp:inline distT="0" distB="0" distL="0" distR="0" wp14:anchorId="6B06ED0D" wp14:editId="03C10E1A">
-            <wp:extent cx="3639058" cy="2114845"/>
-            <wp:effectExtent l="0" t="0" r="0" b="0"/>
-            <wp:docPr id="296742025" name="Picture 1"/>
+          <wp:inline distT="0" distB="0" distL="0" distR="0" wp14:anchorId="5C4CEB8A" wp14:editId="0DF4ED6B">
+            <wp:extent cx="4191585" cy="2410161"/>
+            <wp:effectExtent l="0" t="0" r="0" b="9525"/>
+            <wp:docPr id="719853366" name="Picture 1"/>
             <wp:cNvGraphicFramePr>
               <a:graphicFrameLocks xmlns:a="http://schemas.openxmlformats.org/drawingml/2006/main" noChangeAspect="1"/>
             </wp:cNvGraphicFramePr>
@@ -145,11 +201,11 @@
               <a:graphicData uri="http://schemas.openxmlformats.org/drawingml/2006/picture">
                 <pic:pic xmlns:pic="http://schemas.openxmlformats.org/drawingml/2006/picture">
                   <pic:nvPicPr>
-                    <pic:cNvPr id="296742025" name=""/>
+                    <pic:cNvPr id="719853366" name=""/>
                     <pic:cNvPicPr/>
                   </pic:nvPicPr>
                   <pic:blipFill>
-                    <a:blip r:embed="rId7"/>
+                    <a:blip r:embed="rId9"/>
                     <a:stretch>
                       <a:fillRect/>
                     </a:stretch>
@@ -157,7 +213,7 @@
                   <pic:spPr>
                     <a:xfrm>
                       <a:off x="0" y="0"/>
-                      <a:ext cx="3639058" cy="2114845"/>
+                      <a:ext cx="4191585" cy="2410161"/>
                     </a:xfrm>
                     <a:prstGeom prst="rect">
                       <a:avLst/>
@@ -172,14 +228,229 @@
     </w:p>
     <w:p>
       <w:r>
-        <w:t>The first icon, give you your parameter list. If you turn it off you will only get your keyframes. You will have to select either the first or second icon. But you can turn off the list, if you do not wish to view it.</w:t>
-      </w:r>
-      <w:r>
-        <w:t xml:space="preserve"> Here we have the Curve graph selected. You will want this, if you are interested in giving the keyframes some easing in and out. And this you can give by using the icons, that are only visible with this icon selected.</w:t>
-      </w:r>
-    </w:p>
-    <w:p>
-      <w:r>
+        <w:t xml:space="preserve">The first icon, give you your </w:t>
+      </w:r>
+      <w:r>
+        <w:t>P</w:t>
+      </w:r>
+      <w:r>
+        <w:t xml:space="preserve">arameter list. </w:t>
+      </w:r>
+    </w:p>
+    <w:p>
+      <w:r>
+        <w:drawing>
+          <wp:inline distT="0" distB="0" distL="0" distR="0" wp14:anchorId="5FEBDD51" wp14:editId="2BB4C821">
+            <wp:extent cx="5943600" cy="1589405"/>
+            <wp:effectExtent l="0" t="0" r="0" b="0"/>
+            <wp:docPr id="583011814" name="Picture 1"/>
+            <wp:cNvGraphicFramePr>
+              <a:graphicFrameLocks xmlns:a="http://schemas.openxmlformats.org/drawingml/2006/main" noChangeAspect="1"/>
+            </wp:cNvGraphicFramePr>
+            <a:graphic xmlns:a="http://schemas.openxmlformats.org/drawingml/2006/main">
+              <a:graphicData uri="http://schemas.openxmlformats.org/drawingml/2006/picture">
+                <pic:pic xmlns:pic="http://schemas.openxmlformats.org/drawingml/2006/picture">
+                  <pic:nvPicPr>
+                    <pic:cNvPr id="583011814" name=""/>
+                    <pic:cNvPicPr/>
+                  </pic:nvPicPr>
+                  <pic:blipFill>
+                    <a:blip r:embed="rId10"/>
+                    <a:stretch>
+                      <a:fillRect/>
+                    </a:stretch>
+                  </pic:blipFill>
+                  <pic:spPr>
+                    <a:xfrm>
+                      <a:off x="0" y="0"/>
+                      <a:ext cx="5943600" cy="1589405"/>
+                    </a:xfrm>
+                    <a:prstGeom prst="rect">
+                      <a:avLst/>
+                    </a:prstGeom>
+                  </pic:spPr>
+                </pic:pic>
+              </a:graphicData>
+            </a:graphic>
+          </wp:inline>
+        </w:drawing>
+      </w:r>
+    </w:p>
+    <w:p/>
+    <w:p/>
+    <w:p>
+      <w:r>
+        <w:t xml:space="preserve">If you turn </w:t>
+      </w:r>
+      <w:r>
+        <w:t>this first icon,</w:t>
+      </w:r>
+      <w:r>
+        <w:t xml:space="preserve"> off you will only </w:t>
+      </w:r>
+      <w:r>
+        <w:t>see</w:t>
+      </w:r>
+      <w:r>
+        <w:t xml:space="preserve"> your keyframes.</w:t>
+      </w:r>
+      <w:r>
+        <w:t xml:space="preserve"> As you can see here, without the listed parameter names to the left of it.</w:t>
+      </w:r>
+    </w:p>
+    <w:p>
+      <w:r>
+        <w:lastRenderedPageBreak/>
+        <w:drawing>
+          <wp:inline distT="0" distB="0" distL="0" distR="0" wp14:anchorId="3B7EE18B" wp14:editId="4AEA1BCC">
+            <wp:extent cx="3943900" cy="1867161"/>
+            <wp:effectExtent l="76200" t="76200" r="133350" b="133350"/>
+            <wp:docPr id="1356078970" name="Picture 1"/>
+            <wp:cNvGraphicFramePr>
+              <a:graphicFrameLocks xmlns:a="http://schemas.openxmlformats.org/drawingml/2006/main" noChangeAspect="1"/>
+            </wp:cNvGraphicFramePr>
+            <a:graphic xmlns:a="http://schemas.openxmlformats.org/drawingml/2006/main">
+              <a:graphicData uri="http://schemas.openxmlformats.org/drawingml/2006/picture">
+                <pic:pic xmlns:pic="http://schemas.openxmlformats.org/drawingml/2006/picture">
+                  <pic:nvPicPr>
+                    <pic:cNvPr id="1356078970" name=""/>
+                    <pic:cNvPicPr/>
+                  </pic:nvPicPr>
+                  <pic:blipFill>
+                    <a:blip r:embed="rId11"/>
+                    <a:stretch>
+                      <a:fillRect/>
+                    </a:stretch>
+                  </pic:blipFill>
+                  <pic:spPr>
+                    <a:xfrm>
+                      <a:off x="0" y="0"/>
+                      <a:ext cx="3943900" cy="1867161"/>
+                    </a:xfrm>
+                    <a:prstGeom prst="rect">
+                      <a:avLst/>
+                    </a:prstGeom>
+                    <a:ln w="38100" cap="sq">
+                      <a:solidFill>
+                        <a:srgbClr val="000000"/>
+                      </a:solidFill>
+                      <a:prstDash val="solid"/>
+                      <a:miter lim="800000"/>
+                    </a:ln>
+                    <a:effectLst>
+                      <a:outerShdw blurRad="50800" dist="38100" dir="2700000" algn="tl" rotWithShape="0">
+                        <a:srgbClr val="000000">
+                          <a:alpha val="43000"/>
+                        </a:srgbClr>
+                      </a:outerShdw>
+                    </a:effectLst>
+                  </pic:spPr>
+                </pic:pic>
+              </a:graphicData>
+            </a:graphic>
+          </wp:inline>
+        </w:drawing>
+      </w:r>
+    </w:p>
+    <w:p>
+      <w:pPr>
+        <w:pStyle w:val="Heading1"/>
+      </w:pPr>
+      <w:r>
+        <w:t>The Curve Graph Icon</w:t>
+      </w:r>
+    </w:p>
+    <w:p>
+      <w:r>
+        <w:drawing>
+          <wp:inline distT="0" distB="0" distL="0" distR="0" wp14:anchorId="30E950F2" wp14:editId="01D3248B">
+            <wp:extent cx="1514686" cy="562053"/>
+            <wp:effectExtent l="0" t="0" r="9525" b="9525"/>
+            <wp:docPr id="2138266870" name="Picture 1"/>
+            <wp:cNvGraphicFramePr>
+              <a:graphicFrameLocks xmlns:a="http://schemas.openxmlformats.org/drawingml/2006/main" noChangeAspect="1"/>
+            </wp:cNvGraphicFramePr>
+            <a:graphic xmlns:a="http://schemas.openxmlformats.org/drawingml/2006/main">
+              <a:graphicData uri="http://schemas.openxmlformats.org/drawingml/2006/picture">
+                <pic:pic xmlns:pic="http://schemas.openxmlformats.org/drawingml/2006/picture">
+                  <pic:nvPicPr>
+                    <pic:cNvPr id="2138266870" name=""/>
+                    <pic:cNvPicPr/>
+                  </pic:nvPicPr>
+                  <pic:blipFill>
+                    <a:blip r:embed="rId12"/>
+                    <a:stretch>
+                      <a:fillRect/>
+                    </a:stretch>
+                  </pic:blipFill>
+                  <pic:spPr>
+                    <a:xfrm>
+                      <a:off x="0" y="0"/>
+                      <a:ext cx="1514686" cy="562053"/>
+                    </a:xfrm>
+                    <a:prstGeom prst="rect">
+                      <a:avLst/>
+                    </a:prstGeom>
+                  </pic:spPr>
+                </pic:pic>
+              </a:graphicData>
+            </a:graphic>
+          </wp:inline>
+        </w:drawing>
+      </w:r>
+    </w:p>
+    <w:p>
+      <w:r>
+        <w:t xml:space="preserve">The Curve Graph lets you control the </w:t>
+      </w:r>
+      <w:r>
+        <w:rPr>
+          <w:rStyle w:val="Emphasis"/>
+        </w:rPr>
+        <w:t>speed</w:t>
+      </w:r>
+      <w:r>
+        <w:t xml:space="preserve"> of your animation. This is where you add easing, which makes movements feel smoother and more natural.</w:t>
+      </w:r>
+    </w:p>
+    <w:p>
+      <w:r>
+        <w:t xml:space="preserve"> You will have to select either the </w:t>
+      </w:r>
+      <w:r>
+        <w:t>second</w:t>
+      </w:r>
+      <w:r>
+        <w:t xml:space="preserve"> or </w:t>
+      </w:r>
+      <w:r>
+        <w:t>third</w:t>
+      </w:r>
+      <w:r>
+        <w:t xml:space="preserve"> icon. But you can turn off the list, if you do not wish to view it.</w:t>
+      </w:r>
+      <w:r>
+        <w:t xml:space="preserve"> Here we have the Curve graph selected. </w:t>
+      </w:r>
+      <w:r>
+        <w:t xml:space="preserve">This is your second icon, out of the three, that they give you. </w:t>
+      </w:r>
+      <w:r>
+        <w:t xml:space="preserve">You will want this, if you are interested in giving the keyframes some easing in and out. </w:t>
+      </w:r>
+      <w:r>
+        <w:t>When you switch to the Curve Graph, additional tools appear on the right. These let you adjust how your keyframes behave.</w:t>
+      </w:r>
+      <w:r>
+        <w:t xml:space="preserve"> For example, you can select all of them and smooth them out. This will smooth out the way that your animation runs on the timeline. This is a very useful trick.</w:t>
+      </w:r>
+    </w:p>
+    <w:p>
+      <w:r>
+        <w:rPr>
+          <w:noProof/>
+        </w:rPr>
+        <w:lastRenderedPageBreak/>
         <w:drawing>
           <wp:inline distT="0" distB="0" distL="0" distR="0" wp14:anchorId="42464070" wp14:editId="1C22DA70">
             <wp:extent cx="4020111" cy="4020111"/>
@@ -196,7 +467,7 @@
                     <pic:cNvPicPr/>
                   </pic:nvPicPr>
                   <pic:blipFill>
-                    <a:blip r:embed="rId8"/>
+                    <a:blip r:embed="rId13"/>
                     <a:stretch>
                       <a:fillRect/>
                     </a:stretch>
@@ -219,15 +490,12 @@
     </w:p>
     <w:p>
       <w:r>
-        <w:t>Draw select to embrace your keyframes on the chart and then click this button to get some easing.</w:t>
-      </w:r>
-    </w:p>
-    <w:p>
+        <w:t>Drag to select your keyframes on the graph, then click this button to smooth the motion.</w:t>
+      </w:r>
       <w:r>
         <w:rPr>
           <w:noProof/>
         </w:rPr>
-        <w:lastRenderedPageBreak/>
         <w:drawing>
           <wp:inline distT="0" distB="0" distL="0" distR="0" wp14:anchorId="16E52E1F" wp14:editId="72047BDF">
             <wp:extent cx="6176486" cy="2495550"/>
@@ -244,7 +512,7 @@
                     <pic:cNvPicPr/>
                   </pic:nvPicPr>
                   <pic:blipFill rotWithShape="1">
-                    <a:blip r:embed="rId9"/>
+                    <a:blip r:embed="rId14"/>
                     <a:srcRect l="10417" t="5983" r="57852" b="71225"/>
                     <a:stretch>
                       <a:fillRect/>
@@ -292,13 +560,23 @@
       <w:r>
         <w:t xml:space="preserve"> Full Extent Zoom. The slider will zoom you in or out.</w:t>
       </w:r>
-    </w:p>
-    <w:p>
-      <w:r>
+      <w:r>
+        <w:t xml:space="preserve"> </w:t>
+      </w:r>
+      <w:r>
+        <w:t>Zooming in helps you make precise adjustments, while Full Extent Zoom lets you see your entire animation at once.</w:t>
+      </w:r>
+    </w:p>
+    <w:p>
+      <w:r>
+        <w:rPr>
+          <w:noProof/>
+        </w:rPr>
+        <w:lastRenderedPageBreak/>
         <w:drawing>
-          <wp:inline distT="0" distB="0" distL="0" distR="0" wp14:anchorId="3FE62D45" wp14:editId="7A934CAB">
-            <wp:extent cx="5943600" cy="1971675"/>
-            <wp:effectExtent l="0" t="0" r="0" b="9525"/>
+          <wp:inline distT="0" distB="0" distL="0" distR="0" wp14:anchorId="3FE62D45" wp14:editId="62B6B25F">
+            <wp:extent cx="6163732" cy="2044700"/>
+            <wp:effectExtent l="0" t="0" r="8890" b="0"/>
             <wp:docPr id="1185590973" name="Picture 1"/>
             <wp:cNvGraphicFramePr>
               <a:graphicFrameLocks xmlns:a="http://schemas.openxmlformats.org/drawingml/2006/main" noChangeAspect="1"/>
@@ -311,7 +589,7 @@
                     <pic:cNvPicPr/>
                   </pic:nvPicPr>
                   <pic:blipFill>
-                    <a:blip r:embed="rId10"/>
+                    <a:blip r:embed="rId15"/>
                     <a:stretch>
                       <a:fillRect/>
                     </a:stretch>
@@ -319,7 +597,7 @@
                   <pic:spPr>
                     <a:xfrm>
                       <a:off x="0" y="0"/>
-                      <a:ext cx="5943600" cy="1971675"/>
+                      <a:ext cx="6177782" cy="2049361"/>
                     </a:xfrm>
                     <a:prstGeom prst="rect">
                       <a:avLst/>
@@ -332,27 +610,41 @@
         </w:drawing>
       </w:r>
     </w:p>
+    <w:p>
+      <w:pPr>
+        <w:pStyle w:val="Heading1"/>
+      </w:pPr>
+      <w:r>
+        <w:t>The Key Frame Icon</w:t>
+      </w:r>
+    </w:p>
+    <w:p>
+      <w:r>
+        <w:t xml:space="preserve">This is your third icon, out of the three icons on the left top of this panel. </w:t>
+      </w:r>
+      <w:r>
+        <w:t>If I am not working with trying to ease my keyframes</w:t>
+      </w:r>
+      <w:r>
+        <w:t>.</w:t>
+      </w:r>
+      <w:r>
+        <w:t xml:space="preserve"> </w:t>
+      </w:r>
+      <w:r>
+        <w:t>This view is perfect when you want to quickly locate all your keyframes across the clip without opening the Curve Graph.</w:t>
+      </w:r>
+    </w:p>
     <w:p/>
     <w:p>
-      <w:pPr>
-        <w:pStyle w:val="Heading1"/>
-      </w:pPr>
-      <w:r>
-        <w:t>The Key Frame Icon</w:t>
-      </w:r>
-    </w:p>
-    <w:p>
-      <w:r>
-        <w:t>If I am not working with trying to ease my keyframes, this is a good panel to work with. I can zoom in on where all of my keyframes are located in the video all at once, and this can be very helpful.</w:t>
-      </w:r>
-    </w:p>
-    <w:p>
-      <w:r>
-        <w:lastRenderedPageBreak/>
+      <w:r>
+        <w:rPr>
+          <w:noProof/>
+        </w:rPr>
         <w:drawing>
-          <wp:inline distT="0" distB="0" distL="0" distR="0" wp14:anchorId="1AABB34D" wp14:editId="48FDB676">
-            <wp:extent cx="3962400" cy="1914525"/>
-            <wp:effectExtent l="76200" t="76200" r="133350" b="142875"/>
+          <wp:inline distT="0" distB="0" distL="0" distR="0" wp14:anchorId="1AABB34D" wp14:editId="5912663B">
+            <wp:extent cx="4493350" cy="2159000"/>
+            <wp:effectExtent l="76200" t="76200" r="135890" b="127000"/>
             <wp:docPr id="1021814372" name="Picture 1"/>
             <wp:cNvGraphicFramePr>
               <a:graphicFrameLocks xmlns:a="http://schemas.openxmlformats.org/drawingml/2006/main" noChangeAspect="1"/>
@@ -365,8 +657,8 @@
                     <pic:cNvPicPr/>
                   </pic:nvPicPr>
                   <pic:blipFill rotWithShape="1">
-                    <a:blip r:embed="rId11"/>
-                    <a:srcRect b="52422"/>
+                    <a:blip r:embed="rId16"/>
+                    <a:srcRect l="1442" t="947" b="52422"/>
                     <a:stretch>
                       <a:fillRect/>
                     </a:stretch>
@@ -374,17 +666,34 @@
                   <pic:spPr bwMode="auto">
                     <a:xfrm>
                       <a:off x="0" y="0"/>
-                      <a:ext cx="3972247" cy="1919283"/>
+                      <a:ext cx="4507003" cy="2165560"/>
                     </a:xfrm>
                     <a:prstGeom prst="rect">
                       <a:avLst/>
                     </a:prstGeom>
-                    <a:ln w="38100" cap="sq">
+                    <a:ln w="38100" cap="sq" cmpd="sng" algn="ctr">
                       <a:solidFill>
                         <a:srgbClr val="000000"/>
                       </a:solidFill>
                       <a:prstDash val="solid"/>
                       <a:miter lim="800000"/>
+                      <a:headEnd type="none" w="med" len="med"/>
+                      <a:tailEnd type="none" w="med" len="med"/>
+                      <a:extLst>
+                        <a:ext uri="{C807C97D-BFC1-408E-A445-0C87EB9F89A2}">
+                          <ask:lineSketchStyleProps xmlns:ask="http://schemas.microsoft.com/office/drawing/2018/sketchyshapes" sd="0">
+                            <a:custGeom>
+                              <a:avLst/>
+                              <a:gdLst/>
+                              <a:ahLst/>
+                              <a:cxnLst/>
+                              <a:rect l="0" t="0" r="0" b="0"/>
+                              <a:pathLst/>
+                            </a:custGeom>
+                            <ask:type/>
+                          </ask:lineSketchStyleProps>
+                        </a:ext>
+                      </a:extLst>
                     </a:ln>
                     <a:effectLst>
                       <a:outerShdw blurRad="50800" dist="38100" dir="2700000" algn="tl" rotWithShape="0">
@@ -416,11 +725,18 @@
     </w:p>
     <w:p>
       <w:r>
-        <w:t>Just hit this icon again, and it can be used with either of the other 2 icons. So, you can view the names of the parameters you are working with, plus a visual of the keyframes.</w:t>
-      </w:r>
-    </w:p>
-    <w:p>
-      <w:r>
+        <w:t>Clicking the first icon turns the Parameter List on or off. It works alongside the other two icons, so you can choose whether you want to see the parameter names while viewing your keyframes</w:t>
+      </w:r>
+      <w:r>
+        <w:t>.</w:t>
+      </w:r>
+    </w:p>
+    <w:p>
+      <w:r>
+        <w:rPr>
+          <w:noProof/>
+        </w:rPr>
+        <w:lastRenderedPageBreak/>
         <w:drawing>
           <wp:inline distT="0" distB="0" distL="0" distR="0" wp14:anchorId="01FAD458" wp14:editId="0EB0F22A">
             <wp:extent cx="5915851" cy="2438740"/>
@@ -437,7 +753,7 @@
                     <pic:cNvPicPr/>
                   </pic:nvPicPr>
                   <pic:blipFill>
-                    <a:blip r:embed="rId12"/>
+                    <a:blip r:embed="rId17"/>
                     <a:stretch>
                       <a:fillRect/>
                     </a:stretch>
@@ -458,23 +774,20 @@
         </w:drawing>
       </w:r>
     </w:p>
-    <w:p>
-      <w:r>
-        <w:t xml:space="preserve">Here we have selected only to view the parameters(properties) that we actually have targeted by our keyframe. I only am working with Position X &amp; Y, and the Opacity. </w:t>
-      </w:r>
-    </w:p>
     <w:p/>
     <w:p>
       <w:pPr>
         <w:pStyle w:val="Heading1"/>
       </w:pPr>
       <w:r>
-        <w:lastRenderedPageBreak/>
         <w:t>The Parameter List Hamburger Menu</w:t>
       </w:r>
     </w:p>
     <w:p>
       <w:r>
+        <w:rPr>
+          <w:noProof/>
+        </w:rPr>
         <w:drawing>
           <wp:inline distT="0" distB="0" distL="0" distR="0" wp14:anchorId="5B7CEC27" wp14:editId="1736253A">
             <wp:extent cx="4667249" cy="1695450"/>
@@ -491,7 +804,7 @@
                     <pic:cNvPicPr/>
                   </pic:nvPicPr>
                   <pic:blipFill rotWithShape="1">
-                    <a:blip r:embed="rId13"/>
+                    <a:blip r:embed="rId18"/>
                     <a:srcRect l="1606"/>
                     <a:stretch>
                       <a:fillRect/>
@@ -556,6 +869,9 @@
     </w:p>
     <w:p>
       <w:r>
+        <w:rPr>
+          <w:noProof/>
+        </w:rPr>
         <w:drawing>
           <wp:inline distT="0" distB="0" distL="0" distR="0" wp14:anchorId="14393F33" wp14:editId="733A37B4">
             <wp:extent cx="2610214" cy="990738"/>
@@ -572,7 +888,7 @@
                     <pic:cNvPicPr/>
                   </pic:nvPicPr>
                   <pic:blipFill>
-                    <a:blip r:embed="rId14"/>
+                    <a:blip r:embed="rId19"/>
                     <a:stretch>
                       <a:fillRect/>
                     </a:stretch>
@@ -600,6 +916,10 @@
     </w:p>
     <w:p>
       <w:r>
+        <w:rPr>
+          <w:noProof/>
+        </w:rPr>
+        <w:lastRenderedPageBreak/>
         <w:drawing>
           <wp:inline distT="0" distB="0" distL="0" distR="0" wp14:anchorId="724929BE" wp14:editId="74E6D931">
             <wp:extent cx="3591426" cy="1619476"/>
@@ -616,7 +936,7 @@
                     <pic:cNvPicPr/>
                   </pic:nvPicPr>
                   <pic:blipFill>
-                    <a:blip r:embed="rId15"/>
+                    <a:blip r:embed="rId20"/>
                     <a:stretch>
                       <a:fillRect/>
                     </a:stretch>
@@ -653,10 +973,19 @@
     </w:p>
     <w:p>
       <w:r>
-        <w:t>But let’s say, I might be adding some stuff to this list and I want to see what I have available to me. For that I would select Display All Video Parameters.</w:t>
-      </w:r>
-    </w:p>
-    <w:p/>
+        <w:t xml:space="preserve">If you’re adding new effects or parameters and want to see everything available, choose </w:t>
+      </w:r>
+      <w:r>
+        <w:rPr>
+          <w:b/>
+          <w:bCs/>
+        </w:rPr>
+        <w:t>Display All Video Parameters</w:t>
+      </w:r>
+      <w:r>
+        <w:t>.</w:t>
+      </w:r>
+    </w:p>
     <w:p>
       <w:r>
         <w:t>Yes, we might find this is a little much for what we would want most of the time.</w:t>
@@ -664,7 +993,9 @@
     </w:p>
     <w:p>
       <w:r>
-        <w:lastRenderedPageBreak/>
+        <w:rPr>
+          <w:noProof/>
+        </w:rPr>
         <w:drawing>
           <wp:inline distT="0" distB="0" distL="0" distR="0" wp14:anchorId="56E7E35E" wp14:editId="03D700AF">
             <wp:extent cx="2888919" cy="3048000"/>
@@ -681,7 +1012,7 @@
                     <pic:cNvPicPr/>
                   </pic:nvPicPr>
                   <pic:blipFill rotWithShape="1">
-                    <a:blip r:embed="rId16"/>
+                    <a:blip r:embed="rId21"/>
                     <a:srcRect l="1305"/>
                     <a:stretch>
                       <a:fillRect/>
@@ -742,7 +1073,12 @@
     <w:p/>
     <w:p>
       <w:r>
-        <w:t>Here we can pick and choose what Parameters we want to choose.</w:t>
+        <w:t xml:space="preserve">Here you can choose which parameters you want to see — the ones you’re working with now, or others </w:t>
+      </w:r>
+    </w:p>
+    <w:p>
+      <w:r>
+        <w:t>you may want to reference later.</w:t>
       </w:r>
     </w:p>
     <w:p>
@@ -750,10 +1086,11 @@
         <w:rPr>
           <w:noProof/>
         </w:rPr>
+        <w:lastRenderedPageBreak/>
         <w:drawing>
-          <wp:inline distT="0" distB="0" distL="0" distR="0" wp14:anchorId="5CA7D4EB" wp14:editId="36AE6B86">
-            <wp:extent cx="3790950" cy="3915243"/>
-            <wp:effectExtent l="76200" t="76200" r="133350" b="142875"/>
+          <wp:inline distT="0" distB="0" distL="0" distR="0" wp14:anchorId="5CA7D4EB" wp14:editId="41612507">
+            <wp:extent cx="3552372" cy="3668843"/>
+            <wp:effectExtent l="76200" t="76200" r="124460" b="141605"/>
             <wp:docPr id="1564727240" name="Picture 1"/>
             <wp:cNvGraphicFramePr>
               <a:graphicFrameLocks xmlns:a="http://schemas.openxmlformats.org/drawingml/2006/main" noChangeAspect="1"/>
@@ -766,7 +1103,7 @@
                     <pic:cNvPicPr/>
                   </pic:nvPicPr>
                   <pic:blipFill rotWithShape="1">
-                    <a:blip r:embed="rId17"/>
+                    <a:blip r:embed="rId22"/>
                     <a:srcRect l="24199" t="22507" r="46474" b="23647"/>
                     <a:stretch>
                       <a:fillRect/>
@@ -775,7 +1112,7 @@
                   <pic:spPr bwMode="auto">
                     <a:xfrm>
                       <a:off x="0" y="0"/>
-                      <a:ext cx="3801339" cy="3925972"/>
+                      <a:ext cx="3552372" cy="3668843"/>
                     </a:xfrm>
                     <a:prstGeom prst="rect">
                       <a:avLst/>
@@ -808,14 +1145,44 @@
       </w:r>
     </w:p>
     <w:p>
-      <w:r>
-        <w:lastRenderedPageBreak/>
-        <w:t>We can expand or collapse the parameters, I don’t really have anything here to expand, but if I did, I could.</w:t>
-      </w:r>
-    </w:p>
-    <w:p>
       <w:pPr>
         <w:pStyle w:val="Heading1"/>
+        <w:rPr>
+          <w:rFonts w:asciiTheme="minorHAnsi" w:eastAsiaTheme="minorHAnsi" w:hAnsiTheme="minorHAnsi" w:cstheme="minorBidi"/>
+          <w:b w:val="0"/>
+          <w:bCs w:val="0"/>
+          <w:color w:val="auto"/>
+          <w:sz w:val="22"/>
+          <w:szCs w:val="22"/>
+        </w:rPr>
+      </w:pPr>
+      <w:r>
+        <w:rPr>
+          <w:rFonts w:asciiTheme="minorHAnsi" w:eastAsiaTheme="minorHAnsi" w:hAnsiTheme="minorHAnsi" w:cstheme="minorBidi"/>
+          <w:b w:val="0"/>
+          <w:bCs w:val="0"/>
+          <w:color w:val="auto"/>
+          <w:sz w:val="22"/>
+          <w:szCs w:val="22"/>
+        </w:rPr>
+        <w:t>Some parameters, like Transform or Cropping, contain sub</w:t>
+      </w:r>
+      <w:r>
+        <w:rPr>
+          <w:rFonts w:asciiTheme="minorHAnsi" w:eastAsiaTheme="minorHAnsi" w:hAnsiTheme="minorHAnsi" w:cstheme="minorBidi"/>
+          <w:b w:val="0"/>
+          <w:bCs w:val="0"/>
+          <w:color w:val="auto"/>
+          <w:sz w:val="22"/>
+          <w:szCs w:val="22"/>
+        </w:rPr>
+        <w:noBreakHyphen/>
+        <w:t>controls. If those are available, you can expand or collapse them here.</w:t>
+      </w:r>
+    </w:p>
+    <w:p>
+      <w:pPr>
+        <w:pStyle w:val="Heading1"/>
       </w:pPr>
       <w:r>
         <w:t>To Delete all Keyframes</w:t>
@@ -825,17 +1192,20 @@
       <w:r>
         <w:t>Unfortunately, that last option to reset Keyframe UI, will not erase your keyframes where you can start again. To erase the keyframes, you actually need to draw a square marquee around all of your keyframes and then delete them, manually</w:t>
       </w:r>
-    </w:p>
-    <w:p>
-      <w:r>
-        <w:rPr>
-          <w:noProof/>
-        </w:rPr>
+      <w:r>
+        <w:t xml:space="preserve">. </w:t>
+      </w:r>
+      <w:r>
+        <w:t>Make sure you’re selecting the keyframes in the timeline area, not the parameter names.</w:t>
+      </w:r>
+    </w:p>
+    <w:p>
+      <w:r>
         <w:drawing>
-          <wp:inline distT="0" distB="0" distL="0" distR="0" wp14:anchorId="3110CEA7" wp14:editId="66243FBB">
-            <wp:extent cx="4486275" cy="1647825"/>
-            <wp:effectExtent l="76200" t="76200" r="142875" b="142875"/>
-            <wp:docPr id="1030019428" name="Picture 5"/>
+          <wp:inline distT="0" distB="0" distL="0" distR="0" wp14:anchorId="2F8A7411" wp14:editId="0E1B66A8">
+            <wp:extent cx="4376977" cy="1765300"/>
+            <wp:effectExtent l="0" t="0" r="5080" b="6350"/>
+            <wp:docPr id="514624853" name="Picture 1"/>
             <wp:cNvGraphicFramePr>
               <a:graphicFrameLocks xmlns:a="http://schemas.openxmlformats.org/drawingml/2006/main" noChangeAspect="1"/>
             </wp:cNvGraphicFramePr>
@@ -843,46 +1213,23 @@
               <a:graphicData uri="http://schemas.openxmlformats.org/drawingml/2006/picture">
                 <pic:pic xmlns:pic="http://schemas.openxmlformats.org/drawingml/2006/picture">
                   <pic:nvPicPr>
-                    <pic:cNvPr id="0" name="Picture 1"/>
-                    <pic:cNvPicPr>
-                      <a:picLocks noChangeAspect="1" noChangeArrowheads="1"/>
-                    </pic:cNvPicPr>
+                    <pic:cNvPr id="514624853" name=""/>
+                    <pic:cNvPicPr/>
                   </pic:nvPicPr>
                   <pic:blipFill>
-                    <a:blip r:embed="rId18">
-                      <a:extLst>
-                        <a:ext uri="{28A0092B-C50C-407E-A947-70E740481C1C}">
-                          <a14:useLocalDpi xmlns:a14="http://schemas.microsoft.com/office/drawing/2010/main" val="0"/>
-                        </a:ext>
-                      </a:extLst>
-                    </a:blip>
-                    <a:srcRect/>
+                    <a:blip r:embed="rId23"/>
                     <a:stretch>
                       <a:fillRect/>
                     </a:stretch>
                   </pic:blipFill>
-                  <pic:spPr bwMode="auto">
+                  <pic:spPr>
                     <a:xfrm>
                       <a:off x="0" y="0"/>
-                      <a:ext cx="4486275" cy="1647825"/>
+                      <a:ext cx="4382130" cy="1767378"/>
                     </a:xfrm>
                     <a:prstGeom prst="rect">
                       <a:avLst/>
                     </a:prstGeom>
-                    <a:ln w="38100" cap="sq">
-                      <a:solidFill>
-                        <a:srgbClr val="000000"/>
-                      </a:solidFill>
-                      <a:prstDash val="solid"/>
-                      <a:miter lim="800000"/>
-                    </a:ln>
-                    <a:effectLst>
-                      <a:outerShdw blurRad="50800" dist="38100" dir="2700000" algn="tl" rotWithShape="0">
-                        <a:srgbClr val="000000">
-                          <a:alpha val="43000"/>
-                        </a:srgbClr>
-                      </a:outerShdw>
-                    </a:effectLst>
                   </pic:spPr>
                 </pic:pic>
               </a:graphicData>
@@ -892,23 +1239,81 @@
       </w:r>
     </w:p>
     <w:p>
-      <w:r>
-        <w:t xml:space="preserve">Then Reset the Position and Opacity back to </w:t>
-      </w:r>
-      <w:r>
-        <w:t>their</w:t>
-      </w:r>
-      <w:r>
-        <w:t xml:space="preserve"> default settings.</w:t>
+      <w:pPr>
+        <w:pStyle w:val="Heading1"/>
+      </w:pPr>
+      <w:r>
+        <w:lastRenderedPageBreak/>
+        <w:t>Resetting the Clip After Deleting Keyframes</w:t>
+      </w:r>
+    </w:p>
+    <w:p>
+      <w:r>
+        <w:t xml:space="preserve">Deleting the keyframes in the Keyframe Panel removes the animation, but it does </w:t>
+      </w:r>
+      <w:r>
+        <w:rPr>
+          <w:b/>
+          <w:bCs/>
+        </w:rPr>
+        <w:t>not</w:t>
+      </w:r>
+      <w:r>
+        <w:t xml:space="preserve"> return the clip to its original state. The Inspector will still hold whatever values the last keyframe left behind.</w:t>
+      </w:r>
+    </w:p>
+    <w:p>
+      <w:r>
+        <w:t>To fully reset the clip:</w:t>
+      </w:r>
+    </w:p>
+    <w:p>
+      <w:pPr>
+        <w:numPr>
+          <w:ilvl w:val="0"/>
+          <w:numId w:val="14"/>
+        </w:numPr>
+      </w:pPr>
+      <w:r>
+        <w:rPr>
+          <w:b/>
+          <w:bCs/>
+        </w:rPr>
+        <w:t>Select all keyframes in the Keyframe Panel and delete them.</w:t>
+      </w:r>
+      <w:r>
+        <w:t xml:space="preserve"> This removes the animation.</w:t>
+      </w:r>
+    </w:p>
+    <w:p>
+      <w:pPr>
+        <w:numPr>
+          <w:ilvl w:val="0"/>
+          <w:numId w:val="14"/>
+        </w:numPr>
+      </w:pPr>
+      <w:r>
+        <w:rPr>
+          <w:b/>
+          <w:bCs/>
+        </w:rPr>
+        <w:t>Then reset the Inspector parameters back to their defaults.</w:t>
+      </w:r>
+      <w:r>
+        <w:t xml:space="preserve"> Click the small circular reset icon next to each setting (Zoom, Position, Rotation, Anchor Point, Opacity, etc.). This restores the clip to its original, un</w:t>
+      </w:r>
+      <w:r>
+        <w:noBreakHyphen/>
+        <w:t>animated state.</w:t>
       </w:r>
     </w:p>
     <w:p>
       <w:r>
         <w:drawing>
-          <wp:inline distT="0" distB="0" distL="0" distR="0" wp14:anchorId="45A62D73" wp14:editId="5B4162F7">
-            <wp:extent cx="3028950" cy="2939644"/>
-            <wp:effectExtent l="76200" t="76200" r="133350" b="127635"/>
-            <wp:docPr id="1992837759" name="Picture 1"/>
+          <wp:inline distT="0" distB="0" distL="0" distR="0" wp14:anchorId="67A03377" wp14:editId="494E3B60">
+            <wp:extent cx="3657600" cy="3530991"/>
+            <wp:effectExtent l="0" t="0" r="0" b="0"/>
+            <wp:docPr id="363453489" name="Picture 1"/>
             <wp:cNvGraphicFramePr>
               <a:graphicFrameLocks xmlns:a="http://schemas.openxmlformats.org/drawingml/2006/main" noChangeAspect="1"/>
             </wp:cNvGraphicFramePr>
@@ -916,11 +1321,11 @@
               <a:graphicData uri="http://schemas.openxmlformats.org/drawingml/2006/picture">
                 <pic:pic xmlns:pic="http://schemas.openxmlformats.org/drawingml/2006/picture">
                   <pic:nvPicPr>
-                    <pic:cNvPr id="1992837759" name=""/>
+                    <pic:cNvPr id="363453489" name=""/>
                     <pic:cNvPicPr/>
                   </pic:nvPicPr>
                   <pic:blipFill>
-                    <a:blip r:embed="rId19"/>
+                    <a:blip r:embed="rId24"/>
                     <a:stretch>
                       <a:fillRect/>
                     </a:stretch>
@@ -928,25 +1333,11 @@
                   <pic:spPr>
                     <a:xfrm>
                       <a:off x="0" y="0"/>
-                      <a:ext cx="3031805" cy="2942415"/>
+                      <a:ext cx="3662168" cy="3535400"/>
                     </a:xfrm>
                     <a:prstGeom prst="rect">
                       <a:avLst/>
                     </a:prstGeom>
-                    <a:ln w="38100" cap="sq">
-                      <a:solidFill>
-                        <a:srgbClr val="000000"/>
-                      </a:solidFill>
-                      <a:prstDash val="solid"/>
-                      <a:miter lim="800000"/>
-                    </a:ln>
-                    <a:effectLst>
-                      <a:outerShdw blurRad="50800" dist="38100" dir="2700000" algn="tl" rotWithShape="0">
-                        <a:srgbClr val="000000">
-                          <a:alpha val="43000"/>
-                        </a:srgbClr>
-                      </a:outerShdw>
-                    </a:effectLst>
                   </pic:spPr>
                 </pic:pic>
               </a:graphicData>
@@ -955,8 +1346,13 @@
         </w:drawing>
       </w:r>
     </w:p>
-    <w:p/>
+    <w:p>
+      <w:r>
+        <w:t>Understanding how keyframes and Inspector settings work together gives you precise control over your edits and opens the door to smoother, more intentional animation. As you continue practicing, these techniques will become second nature and give your projects a more polished, professional feel. Keep experimenting, keep refining, and enjoy the process of growing your editing toolkit.</w:t>
+      </w:r>
+    </w:p>
     <w:sectPr>
+      <w:headerReference w:type="default" r:id="rId25"/>
       <w:pgSz w:w="12240" w:h="15840"/>
       <w:pgMar w:top="1440" w:right="1440" w:bottom="1440" w:left="1440" w:header="720" w:footer="720" w:gutter="0"/>
       <w:cols w:space="720"/>
@@ -964,6 +1360,109 @@
     </w:sectPr>
   </w:body>
 </w:document>
+</file>
+
+<file path=word/endnotes.xml><?xml version="1.0" encoding="utf-8"?>
+<w:endnotes xmlns:wpc="http://schemas.microsoft.com/office/word/2010/wordprocessingCanvas" xmlns:cx="http://schemas.microsoft.com/office/drawing/2014/chartex" xmlns:cx1="http://schemas.microsoft.com/office/drawing/2015/9/8/chartex" xmlns:cx2="http://schemas.microsoft.com/office/drawing/2015/10/21/chartex" xmlns:cx3="http://schemas.microsoft.com/office/drawing/2016/5/9/chartex" xmlns:cx4="http://schemas.microsoft.com/office/drawing/2016/5/10/chartex" xmlns:cx5="http://schemas.microsoft.com/office/drawing/2016/5/11/chartex" xmlns:cx6="http://schemas.microsoft.com/office/drawing/2016/5/12/chartex" xmlns:cx7="http://schemas.microsoft.com/office/drawing/2016/5/13/chartex" xmlns:cx8="http://schemas.microsoft.com/office/drawing/2016/5/14/chartex" xmlns:mc="http://schemas.openxmlformats.org/markup-compatibility/2006" xmlns:aink="http://schemas.microsoft.com/office/drawing/2016/ink" xmlns:am3d="http://schemas.microsoft.com/office/drawing/2017/model3d" xmlns:o="urn:schemas-microsoft-com:office:office" xmlns:oel="http://schemas.microsoft.com/office/2019/extlst" xmlns:r="http://schemas.openxmlformats.org/officeDocument/2006/relationships" xmlns:m="http://schemas.openxmlformats.org/officeDocument/2006/math" xmlns:v="urn:schemas-microsoft-com:vml" xmlns:wp14="http://schemas.microsoft.com/office/word/2010/wordprocessingDrawing" xmlns:wp="http://schemas.openxmlformats.org/drawingml/2006/wordprocessingDrawing" xmlns:w10="urn:schemas-microsoft-com:office:word" xmlns:w="http://schemas.openxmlformats.org/wordprocessingml/2006/main" xmlns:w14="http://schemas.microsoft.com/office/word/2010/wordml" xmlns:w15="http://schemas.microsoft.com/office/word/2012/wordml" xmlns:w16cex="http://schemas.microsoft.com/office/word/2018/wordml/cex" xmlns:w16cid="http://schemas.microsoft.com/office/word/2016/wordml/cid" xmlns:w16="http://schemas.microsoft.com/office/word/2018/wordml" xmlns:w16du="http://schemas.microsoft.com/office/word/2023/wordml/word16du" xmlns:w16sdtdh="http://schemas.microsoft.com/office/word/2020/wordml/sdtdatahash" xmlns:w16sdtfl="http://schemas.microsoft.com/office/word/2024/wordml/sdtformatlock" xmlns:w16se="http://schemas.microsoft.com/office/word/2015/wordml/symex" xmlns:wpg="http://schemas.microsoft.com/office/word/2010/wordprocessingGroup" xmlns:wpi="http://schemas.microsoft.com/office/word/2010/wordprocessingInk" xmlns:wne="http://schemas.microsoft.com/office/word/2006/wordml" xmlns:wps="http://schemas.microsoft.com/office/word/2010/wordprocessingShape" mc:Ignorable="w14 w15 w16se w16cid w16 w16cex w16sdtdh w16sdtfl w16du wp14">
+  <w:endnote w:type="separator" w:id="-1">
+    <w:p>
+      <w:pPr>
+        <w:spacing w:after="0" w:line="240" w:lineRule="auto"/>
+      </w:pPr>
+      <w:r>
+        <w:separator/>
+      </w:r>
+    </w:p>
+  </w:endnote>
+  <w:endnote w:type="continuationSeparator" w:id="0">
+    <w:p>
+      <w:pPr>
+        <w:spacing w:after="0" w:line="240" w:lineRule="auto"/>
+      </w:pPr>
+      <w:r>
+        <w:continuationSeparator/>
+      </w:r>
+    </w:p>
+  </w:endnote>
+</w:endnotes>
+</file>
+
+<file path=word/footnotes.xml><?xml version="1.0" encoding="utf-8"?>
+<w:footnotes xmlns:wpc="http://schemas.microsoft.com/office/word/2010/wordprocessingCanvas" xmlns:cx="http://schemas.microsoft.com/office/drawing/2014/chartex" xmlns:cx1="http://schemas.microsoft.com/office/drawing/2015/9/8/chartex" xmlns:cx2="http://schemas.microsoft.com/office/drawing/2015/10/21/chartex" xmlns:cx3="http://schemas.microsoft.com/office/drawing/2016/5/9/chartex" xmlns:cx4="http://schemas.microsoft.com/office/drawing/2016/5/10/chartex" xmlns:cx5="http://schemas.microsoft.com/office/drawing/2016/5/11/chartex" xmlns:cx6="http://schemas.microsoft.com/office/drawing/2016/5/12/chartex" xmlns:cx7="http://schemas.microsoft.com/office/drawing/2016/5/13/chartex" xmlns:cx8="http://schemas.microsoft.com/office/drawing/2016/5/14/chartex" xmlns:mc="http://schemas.openxmlformats.org/markup-compatibility/2006" xmlns:aink="http://schemas.microsoft.com/office/drawing/2016/ink" xmlns:am3d="http://schemas.microsoft.com/office/drawing/2017/model3d" xmlns:o="urn:schemas-microsoft-com:office:office" xmlns:oel="http://schemas.microsoft.com/office/2019/extlst" xmlns:r="http://schemas.openxmlformats.org/officeDocument/2006/relationships" xmlns:m="http://schemas.openxmlformats.org/officeDocument/2006/math" xmlns:v="urn:schemas-microsoft-com:vml" xmlns:wp14="http://schemas.microsoft.com/office/word/2010/wordprocessingDrawing" xmlns:wp="http://schemas.openxmlformats.org/drawingml/2006/wordprocessingDrawing" xmlns:w10="urn:schemas-microsoft-com:office:word" xmlns:w="http://schemas.openxmlformats.org/wordprocessingml/2006/main" xmlns:w14="http://schemas.microsoft.com/office/word/2010/wordml" xmlns:w15="http://schemas.microsoft.com/office/word/2012/wordml" xmlns:w16cex="http://schemas.microsoft.com/office/word/2018/wordml/cex" xmlns:w16cid="http://schemas.microsoft.com/office/word/2016/wordml/cid" xmlns:w16="http://schemas.microsoft.com/office/word/2018/wordml" xmlns:w16du="http://schemas.microsoft.com/office/word/2023/wordml/word16du" xmlns:w16sdtdh="http://schemas.microsoft.com/office/word/2020/wordml/sdtdatahash" xmlns:w16sdtfl="http://schemas.microsoft.com/office/word/2024/wordml/sdtformatlock" xmlns:w16se="http://schemas.microsoft.com/office/word/2015/wordml/symex" xmlns:wpg="http://schemas.microsoft.com/office/word/2010/wordprocessingGroup" xmlns:wpi="http://schemas.microsoft.com/office/word/2010/wordprocessingInk" xmlns:wne="http://schemas.microsoft.com/office/word/2006/wordml" xmlns:wps="http://schemas.microsoft.com/office/word/2010/wordprocessingShape" mc:Ignorable="w14 w15 w16se w16cid w16 w16cex w16sdtdh w16sdtfl w16du wp14">
+  <w:footnote w:type="separator" w:id="-1">
+    <w:p>
+      <w:pPr>
+        <w:spacing w:after="0" w:line="240" w:lineRule="auto"/>
+      </w:pPr>
+      <w:r>
+        <w:separator/>
+      </w:r>
+    </w:p>
+  </w:footnote>
+  <w:footnote w:type="continuationSeparator" w:id="0">
+    <w:p>
+      <w:pPr>
+        <w:spacing w:after="0" w:line="240" w:lineRule="auto"/>
+      </w:pPr>
+      <w:r>
+        <w:continuationSeparator/>
+      </w:r>
+    </w:p>
+  </w:footnote>
+</w:footnotes>
+</file>
+
+<file path=word/header1.xml><?xml version="1.0" encoding="utf-8"?>
+<w:hdr xmlns:wpc="http://schemas.microsoft.com/office/word/2010/wordprocessingCanvas" xmlns:cx="http://schemas.microsoft.com/office/drawing/2014/chartex" xmlns:cx1="http://schemas.microsoft.com/office/drawing/2015/9/8/chartex" xmlns:cx2="http://schemas.microsoft.com/office/drawing/2015/10/21/chartex" xmlns:cx3="http://schemas.microsoft.com/office/drawing/2016/5/9/chartex" xmlns:cx4="http://schemas.microsoft.com/office/drawing/2016/5/10/chartex" xmlns:cx5="http://schemas.microsoft.com/office/drawing/2016/5/11/chartex" xmlns:cx6="http://schemas.microsoft.com/office/drawing/2016/5/12/chartex" xmlns:cx7="http://schemas.microsoft.com/office/drawing/2016/5/13/chartex" xmlns:cx8="http://schemas.microsoft.com/office/drawing/2016/5/14/chartex" xmlns:mc="http://schemas.openxmlformats.org/markup-compatibility/2006" xmlns:aink="http://schemas.microsoft.com/office/drawing/2016/ink" xmlns:am3d="http://schemas.microsoft.com/office/drawing/2017/model3d" xmlns:o="urn:schemas-microsoft-com:office:office" xmlns:oel="http://schemas.microsoft.com/office/2019/extlst" xmlns:r="http://schemas.openxmlformats.org/officeDocument/2006/relationships" xmlns:m="http://schemas.openxmlformats.org/officeDocument/2006/math" xmlns:v="urn:schemas-microsoft-com:vml" xmlns:wp14="http://schemas.microsoft.com/office/word/2010/wordprocessingDrawing" xmlns:wp="http://schemas.openxmlformats.org/drawingml/2006/wordprocessingDrawing" xmlns:w10="urn:schemas-microsoft-com:office:word" xmlns:w="http://schemas.openxmlformats.org/wordprocessingml/2006/main" xmlns:w14="http://schemas.microsoft.com/office/word/2010/wordml" xmlns:w15="http://schemas.microsoft.com/office/word/2012/wordml" xmlns:w16cex="http://schemas.microsoft.com/office/word/2018/wordml/cex" xmlns:w16cid="http://schemas.microsoft.com/office/word/2016/wordml/cid" xmlns:w16="http://schemas.microsoft.com/office/word/2018/wordml" xmlns:w16du="http://schemas.microsoft.com/office/word/2023/wordml/word16du" xmlns:w16sdtdh="http://schemas.microsoft.com/office/word/2020/wordml/sdtdatahash" xmlns:w16sdtfl="http://schemas.microsoft.com/office/word/2024/wordml/sdtformatlock" xmlns:w16se="http://schemas.microsoft.com/office/word/2015/wordml/symex" xmlns:wpg="http://schemas.microsoft.com/office/word/2010/wordprocessingGroup" xmlns:wpi="http://schemas.microsoft.com/office/word/2010/wordprocessingInk" xmlns:wne="http://schemas.microsoft.com/office/word/2006/wordml" xmlns:wps="http://schemas.microsoft.com/office/word/2010/wordprocessingShape" mc:Ignorable="w14 w15 w16se w16cid w16 w16cex w16sdtdh w16sdtfl w16du wp14">
+  <w:sdt>
+    <w:sdtPr>
+      <w:id w:val="-2055617349"/>
+      <w:docPartObj>
+        <w:docPartGallery w:val="Page Numbers (Top of Page)"/>
+        <w:docPartUnique/>
+      </w:docPartObj>
+    </w:sdtPr>
+    <w:sdtEndPr>
+      <w:rPr>
+        <w:noProof/>
+      </w:rPr>
+    </w:sdtEndPr>
+    <w:sdtContent>
+      <w:p>
+        <w:pPr>
+          <w:pStyle w:val="Header"/>
+          <w:jc w:val="right"/>
+        </w:pPr>
+        <w:r>
+          <w:fldChar w:fldCharType="begin"/>
+        </w:r>
+        <w:r>
+          <w:instrText xml:space="preserve"> PAGE   \* MERGEFORMAT </w:instrText>
+        </w:r>
+        <w:r>
+          <w:fldChar w:fldCharType="separate"/>
+        </w:r>
+        <w:r>
+          <w:rPr>
+            <w:noProof/>
+          </w:rPr>
+          <w:t>2</w:t>
+        </w:r>
+        <w:r>
+          <w:rPr>
+            <w:noProof/>
+          </w:rPr>
+          <w:fldChar w:fldCharType="end"/>
+        </w:r>
+      </w:p>
+    </w:sdtContent>
+  </w:sdt>
+  <w:p>
+    <w:pPr>
+      <w:pStyle w:val="Header"/>
+    </w:pPr>
+  </w:p>
+</w:hdr>
 </file>
 
 <file path=word/numbering.xml><?xml version="1.0" encoding="utf-8"?>
@@ -1187,6 +1686,119 @@
       <w:lvlJc w:val="right"/>
       <w:pPr>
         <w:ind w:left="6480" w:hanging="180"/>
+      </w:pPr>
+    </w:lvl>
+  </w:abstractNum>
+  <w:abstractNum w:abstractNumId="3" w15:restartNumberingAfterBreak="0">
+    <w:nsid w:val="54DE0C50"/>
+    <w:multiLevelType w:val="multilevel"/>
+    <w:tmpl w:val="18C0CE8A"/>
+    <w:lvl w:ilvl="0">
+      <w:start w:val="1"/>
+      <w:numFmt w:val="decimal"/>
+      <w:lvlText w:val="%1."/>
+      <w:lvlJc w:val="left"/>
+      <w:pPr>
+        <w:tabs>
+          <w:tab w:val="num" w:pos="720"/>
+        </w:tabs>
+        <w:ind w:left="720" w:hanging="360"/>
+      </w:pPr>
+    </w:lvl>
+    <w:lvl w:ilvl="1" w:tentative="1">
+      <w:start w:val="1"/>
+      <w:numFmt w:val="decimal"/>
+      <w:lvlText w:val="%2."/>
+      <w:lvlJc w:val="left"/>
+      <w:pPr>
+        <w:tabs>
+          <w:tab w:val="num" w:pos="1440"/>
+        </w:tabs>
+        <w:ind w:left="1440" w:hanging="360"/>
+      </w:pPr>
+    </w:lvl>
+    <w:lvl w:ilvl="2" w:tentative="1">
+      <w:start w:val="1"/>
+      <w:numFmt w:val="decimal"/>
+      <w:lvlText w:val="%3."/>
+      <w:lvlJc w:val="left"/>
+      <w:pPr>
+        <w:tabs>
+          <w:tab w:val="num" w:pos="2160"/>
+        </w:tabs>
+        <w:ind w:left="2160" w:hanging="360"/>
+      </w:pPr>
+    </w:lvl>
+    <w:lvl w:ilvl="3" w:tentative="1">
+      <w:start w:val="1"/>
+      <w:numFmt w:val="decimal"/>
+      <w:lvlText w:val="%4."/>
+      <w:lvlJc w:val="left"/>
+      <w:pPr>
+        <w:tabs>
+          <w:tab w:val="num" w:pos="2880"/>
+        </w:tabs>
+        <w:ind w:left="2880" w:hanging="360"/>
+      </w:pPr>
+    </w:lvl>
+    <w:lvl w:ilvl="4" w:tentative="1">
+      <w:start w:val="1"/>
+      <w:numFmt w:val="decimal"/>
+      <w:lvlText w:val="%5."/>
+      <w:lvlJc w:val="left"/>
+      <w:pPr>
+        <w:tabs>
+          <w:tab w:val="num" w:pos="3600"/>
+        </w:tabs>
+        <w:ind w:left="3600" w:hanging="360"/>
+      </w:pPr>
+    </w:lvl>
+    <w:lvl w:ilvl="5" w:tentative="1">
+      <w:start w:val="1"/>
+      <w:numFmt w:val="decimal"/>
+      <w:lvlText w:val="%6."/>
+      <w:lvlJc w:val="left"/>
+      <w:pPr>
+        <w:tabs>
+          <w:tab w:val="num" w:pos="4320"/>
+        </w:tabs>
+        <w:ind w:left="4320" w:hanging="360"/>
+      </w:pPr>
+    </w:lvl>
+    <w:lvl w:ilvl="6" w:tentative="1">
+      <w:start w:val="1"/>
+      <w:numFmt w:val="decimal"/>
+      <w:lvlText w:val="%7."/>
+      <w:lvlJc w:val="left"/>
+      <w:pPr>
+        <w:tabs>
+          <w:tab w:val="num" w:pos="5040"/>
+        </w:tabs>
+        <w:ind w:left="5040" w:hanging="360"/>
+      </w:pPr>
+    </w:lvl>
+    <w:lvl w:ilvl="7" w:tentative="1">
+      <w:start w:val="1"/>
+      <w:numFmt w:val="decimal"/>
+      <w:lvlText w:val="%8."/>
+      <w:lvlJc w:val="left"/>
+      <w:pPr>
+        <w:tabs>
+          <w:tab w:val="num" w:pos="5760"/>
+        </w:tabs>
+        <w:ind w:left="5760" w:hanging="360"/>
+      </w:pPr>
+    </w:lvl>
+    <w:lvl w:ilvl="8" w:tentative="1">
+      <w:start w:val="1"/>
+      <w:numFmt w:val="decimal"/>
+      <w:lvlText w:val="%9."/>
+      <w:lvlJc w:val="left"/>
+      <w:pPr>
+        <w:tabs>
+          <w:tab w:val="num" w:pos="6480"/>
+        </w:tabs>
+        <w:ind w:left="6480" w:hanging="360"/>
       </w:pPr>
     </w:lvl>
   </w:abstractNum>
@@ -1228,6 +1840,9 @@
   </w:num>
   <w:num w:numId="13" w16cid:durableId="1597010323">
     <w:abstractNumId w:val="2"/>
+  </w:num>
+  <w:num w:numId="14" w16cid:durableId="367533905">
+    <w:abstractNumId w:val="3"/>
   </w:num>
 </w:numbering>
 </file>
@@ -1845,7 +2460,6 @@
   <w:style w:type="character" w:default="1" w:styleId="DefaultParagraphFont">
     <w:name w:val="Default Paragraph Font"/>
     <w:uiPriority w:val="1"/>
-    <w:semiHidden/>
     <w:unhideWhenUsed/>
   </w:style>
   <w:style w:type="table" w:default="1" w:styleId="TableNormal">
@@ -3088,6 +3702,50 @@
       <w:sz w:val="24"/>
       <w:szCs w:val="16"/>
     </w:rPr>
+  </w:style>
+  <w:style w:type="paragraph" w:styleId="Header">
+    <w:name w:val="header"/>
+    <w:basedOn w:val="Normal"/>
+    <w:link w:val="HeaderChar"/>
+    <w:uiPriority w:val="99"/>
+    <w:unhideWhenUsed/>
+    <w:rsid w:val="0029207D"/>
+    <w:pPr>
+      <w:tabs>
+        <w:tab w:val="center" w:pos="4680"/>
+        <w:tab w:val="right" w:pos="9360"/>
+      </w:tabs>
+      <w:spacing w:after="0" w:line="240" w:lineRule="auto"/>
+    </w:pPr>
+  </w:style>
+  <w:style w:type="character" w:customStyle="1" w:styleId="HeaderChar">
+    <w:name w:val="Header Char"/>
+    <w:basedOn w:val="DefaultParagraphFont"/>
+    <w:link w:val="Header"/>
+    <w:uiPriority w:val="99"/>
+    <w:rsid w:val="0029207D"/>
+  </w:style>
+  <w:style w:type="paragraph" w:styleId="Footer">
+    <w:name w:val="footer"/>
+    <w:basedOn w:val="Normal"/>
+    <w:link w:val="FooterChar"/>
+    <w:uiPriority w:val="99"/>
+    <w:unhideWhenUsed/>
+    <w:rsid w:val="0029207D"/>
+    <w:pPr>
+      <w:tabs>
+        <w:tab w:val="center" w:pos="4680"/>
+        <w:tab w:val="right" w:pos="9360"/>
+      </w:tabs>
+      <w:spacing w:after="0" w:line="240" w:lineRule="auto"/>
+    </w:pPr>
+  </w:style>
+  <w:style w:type="character" w:customStyle="1" w:styleId="FooterChar">
+    <w:name w:val="Footer Char"/>
+    <w:basedOn w:val="DefaultParagraphFont"/>
+    <w:link w:val="Footer"/>
+    <w:uiPriority w:val="99"/>
+    <w:rsid w:val="0029207D"/>
   </w:style>
 </w:styles>
 </file>
